--- a/docs/bicimad_ml_design_doc.docx
+++ b/docs/bicimad_ml_design_doc.docx
@@ -1119,7 +1119,7 @@
           <w:sz w:val="22"/>
           <w:szCs w:val="22"/>
         </w:rPr>
-        <w:t xml:space="preserve">Las features se organizan en 5 categorías. El número total es ~29 features, un tamaño manejable para LightGBM sin necesidad de selección agresiva.</w:t>
+        <w:t>Las features se organizan en 5 categorías. El número total es ~36 features, un tamaño manejable para LightGBM sin necesidad de selección agresiva.</w:t>
       </w:r>
     </w:p>
     <w:p>
@@ -3386,6 +3386,657 @@
           </w:p>
         </w:tc>
       </w:tr>
+      <w:tr>
+        <w:tc>
+          <w:tcPr>
+            <w:tcW w:type="dxa" w:w="2600"/>
+            <w:tcBorders>
+              <w:top w:val="single" w:color="CCCCCC" w:sz="1"/>
+              <w:left w:val="single" w:color="CCCCCC" w:sz="1"/>
+              <w:bottom w:val="single" w:color="CCCCCC" w:sz="1"/>
+              <w:right w:val="single" w:color="CCCCCC" w:sz="1"/>
+            </w:tcBorders>
+            <w:tcMar>
+              <w:top w:type="dxa" w:w="80"/>
+              <w:left w:type="dxa" w:w="120"/>
+              <w:bottom w:type="dxa" w:w="80"/>
+              <w:right w:type="dxa" w:w="120"/>
+            </w:tcMar>
+          </w:tcPr>
+          <w:p>
+            <w:pPr>
+              <w:spacing w:after="0"/>
+            </w:pPr>
+            <w:r>
+              <w:rPr>
+                <w:rFonts w:ascii="Courier New" w:cs="Courier New" w:eastAsia="Courier New" w:hAnsi="Courier New"/>
+                <w:color w:val="2E4057"/>
+                <w:sz w:val="20"/>
+                <w:szCs w:val="20"/>
+              </w:rPr>
+              <w:t>apparent_temperature</w:t>
+            </w:r>
+          </w:p>
+        </w:tc>
+        <w:tc>
+          <w:tcPr>
+            <w:tcW w:type="dxa" w:w="1200"/>
+            <w:tcBorders>
+              <w:top w:val="single" w:color="CCCCCC" w:sz="1"/>
+              <w:left w:val="single" w:color="CCCCCC" w:sz="1"/>
+              <w:bottom w:val="single" w:color="CCCCCC" w:sz="1"/>
+              <w:right w:val="single" w:color="CCCCCC" w:sz="1"/>
+            </w:tcBorders>
+            <w:tcMar>
+              <w:top w:type="dxa" w:w="80"/>
+              <w:left w:type="dxa" w:w="120"/>
+              <w:bottom w:type="dxa" w:w="80"/>
+              <w:right w:type="dxa" w:w="120"/>
+            </w:tcMar>
+          </w:tcPr>
+          <w:p>
+            <w:pPr>
+              <w:spacing w:after="0"/>
+            </w:pPr>
+            <w:r>
+              <w:rPr>
+                <w:rFonts w:ascii="Arial" w:cs="Arial" w:eastAsia="Arial" w:hAnsi="Arial"/>
+                <w:sz w:val="20"/>
+                <w:szCs w:val="20"/>
+              </w:rPr>
+              <w:t>float</w:t>
+            </w:r>
+          </w:p>
+        </w:tc>
+        <w:tc>
+          <w:tcPr>
+            <w:tcW w:type="dxa" w:w="5560"/>
+            <w:tcBorders>
+              <w:top w:val="single" w:color="CCCCCC" w:sz="1"/>
+              <w:left w:val="single" w:color="CCCCCC" w:sz="1"/>
+              <w:bottom w:val="single" w:color="CCCCCC" w:sz="1"/>
+              <w:right w:val="single" w:color="CCCCCC" w:sz="1"/>
+            </w:tcBorders>
+            <w:tcMar>
+              <w:top w:type="dxa" w:w="80"/>
+              <w:left w:type="dxa" w:w="120"/>
+              <w:bottom w:type="dxa" w:w="80"/>
+              <w:right w:type="dxa" w:w="120"/>
+            </w:tcMar>
+          </w:tcPr>
+          <w:p>
+            <w:pPr>
+              <w:spacing w:after="0"/>
+            </w:pPr>
+            <w:r>
+              <w:rPr>
+                <w:rFonts w:ascii="Arial" w:cs="Arial" w:eastAsia="Arial" w:hAnsi="Arial"/>
+                <w:sz w:val="20"/>
+                <w:szCs w:val="20"/>
+              </w:rPr>
+              <w:t>Temperatura aparente (sensación térmica) en °C</w:t>
+            </w:r>
+          </w:p>
+        </w:tc>
+      </w:tr>
+      <w:tr>
+        <w:tc>
+          <w:tcPr>
+            <w:tcW w:type="dxa" w:w="2600"/>
+            <w:tcBorders>
+              <w:top w:val="single" w:color="CCCCCC" w:sz="1"/>
+              <w:left w:val="single" w:color="CCCCCC" w:sz="1"/>
+              <w:bottom w:val="single" w:color="CCCCCC" w:sz="1"/>
+              <w:right w:val="single" w:color="CCCCCC" w:sz="1"/>
+            </w:tcBorders>
+            <w:tcMar>
+              <w:top w:type="dxa" w:w="80"/>
+              <w:left w:type="dxa" w:w="120"/>
+              <w:bottom w:type="dxa" w:w="80"/>
+              <w:right w:type="dxa" w:w="120"/>
+            </w:tcMar>
+          </w:tcPr>
+          <w:p>
+            <w:pPr>
+              <w:spacing w:after="0"/>
+            </w:pPr>
+            <w:r>
+              <w:rPr>
+                <w:rFonts w:ascii="Courier New" w:cs="Courier New" w:eastAsia="Courier New" w:hAnsi="Courier New"/>
+                <w:color w:val="2E4057"/>
+                <w:sz w:val="20"/>
+                <w:szCs w:val="20"/>
+              </w:rPr>
+              <w:t>precipitation_probability</w:t>
+            </w:r>
+          </w:p>
+        </w:tc>
+        <w:tc>
+          <w:tcPr>
+            <w:tcW w:type="dxa" w:w="1200"/>
+            <w:tcBorders>
+              <w:top w:val="single" w:color="CCCCCC" w:sz="1"/>
+              <w:left w:val="single" w:color="CCCCCC" w:sz="1"/>
+              <w:bottom w:val="single" w:color="CCCCCC" w:sz="1"/>
+              <w:right w:val="single" w:color="CCCCCC" w:sz="1"/>
+            </w:tcBorders>
+            <w:tcMar>
+              <w:top w:type="dxa" w:w="80"/>
+              <w:left w:type="dxa" w:w="120"/>
+              <w:bottom w:type="dxa" w:w="80"/>
+              <w:right w:type="dxa" w:w="120"/>
+            </w:tcMar>
+          </w:tcPr>
+          <w:p>
+            <w:pPr>
+              <w:spacing w:after="0"/>
+            </w:pPr>
+            <w:r>
+              <w:rPr>
+                <w:rFonts w:ascii="Arial" w:cs="Arial" w:eastAsia="Arial" w:hAnsi="Arial"/>
+                <w:sz w:val="20"/>
+                <w:szCs w:val="20"/>
+              </w:rPr>
+              <w:t>float</w:t>
+            </w:r>
+          </w:p>
+        </w:tc>
+        <w:tc>
+          <w:tcPr>
+            <w:tcW w:type="dxa" w:w="5560"/>
+            <w:tcBorders>
+              <w:top w:val="single" w:color="CCCCCC" w:sz="1"/>
+              <w:left w:val="single" w:color="CCCCCC" w:sz="1"/>
+              <w:bottom w:val="single" w:color="CCCCCC" w:sz="1"/>
+              <w:right w:val="single" w:color="CCCCCC" w:sz="1"/>
+            </w:tcBorders>
+            <w:tcMar>
+              <w:top w:type="dxa" w:w="80"/>
+              <w:left w:type="dxa" w:w="120"/>
+              <w:bottom w:type="dxa" w:w="80"/>
+              <w:right w:type="dxa" w:w="120"/>
+            </w:tcMar>
+          </w:tcPr>
+          <w:p>
+            <w:pPr>
+              <w:spacing w:after="0"/>
+            </w:pPr>
+            <w:r>
+              <w:rPr>
+                <w:rFonts w:ascii="Arial" w:cs="Arial" w:eastAsia="Arial" w:hAnsi="Arial"/>
+                <w:sz w:val="20"/>
+                <w:szCs w:val="20"/>
+              </w:rPr>
+              <w:t>Probabilidad de precipitación (0-100 %)</w:t>
+            </w:r>
+          </w:p>
+        </w:tc>
+      </w:tr>
+      <w:tr>
+        <w:tc>
+          <w:tcPr>
+            <w:tcW w:type="dxa" w:w="2600"/>
+            <w:tcBorders>
+              <w:top w:val="single" w:color="CCCCCC" w:sz="1"/>
+              <w:left w:val="single" w:color="CCCCCC" w:sz="1"/>
+              <w:bottom w:val="single" w:color="CCCCCC" w:sz="1"/>
+              <w:right w:val="single" w:color="CCCCCC" w:sz="1"/>
+            </w:tcBorders>
+            <w:tcMar>
+              <w:top w:type="dxa" w:w="80"/>
+              <w:left w:type="dxa" w:w="120"/>
+              <w:bottom w:type="dxa" w:w="80"/>
+              <w:right w:type="dxa" w:w="120"/>
+            </w:tcMar>
+          </w:tcPr>
+          <w:p>
+            <w:pPr>
+              <w:spacing w:after="0"/>
+            </w:pPr>
+            <w:r>
+              <w:rPr>
+                <w:rFonts w:ascii="Courier New" w:cs="Courier New" w:eastAsia="Courier New" w:hAnsi="Courier New"/>
+                <w:color w:val="2E4057"/>
+                <w:sz w:val="20"/>
+                <w:szCs w:val="20"/>
+              </w:rPr>
+              <w:t>is_day</w:t>
+            </w:r>
+          </w:p>
+        </w:tc>
+        <w:tc>
+          <w:tcPr>
+            <w:tcW w:type="dxa" w:w="1200"/>
+            <w:tcBorders>
+              <w:top w:val="single" w:color="CCCCCC" w:sz="1"/>
+              <w:left w:val="single" w:color="CCCCCC" w:sz="1"/>
+              <w:bottom w:val="single" w:color="CCCCCC" w:sz="1"/>
+              <w:right w:val="single" w:color="CCCCCC" w:sz="1"/>
+            </w:tcBorders>
+            <w:tcMar>
+              <w:top w:type="dxa" w:w="80"/>
+              <w:left w:type="dxa" w:w="120"/>
+              <w:bottom w:type="dxa" w:w="80"/>
+              <w:right w:type="dxa" w:w="120"/>
+            </w:tcMar>
+          </w:tcPr>
+          <w:p>
+            <w:pPr>
+              <w:spacing w:after="0"/>
+            </w:pPr>
+            <w:r>
+              <w:rPr>
+                <w:rFonts w:ascii="Arial" w:cs="Arial" w:eastAsia="Arial" w:hAnsi="Arial"/>
+                <w:sz w:val="20"/>
+                <w:szCs w:val="20"/>
+              </w:rPr>
+              <w:t>bool</w:t>
+            </w:r>
+          </w:p>
+        </w:tc>
+        <w:tc>
+          <w:tcPr>
+            <w:tcW w:type="dxa" w:w="5560"/>
+            <w:tcBorders>
+              <w:top w:val="single" w:color="CCCCCC" w:sz="1"/>
+              <w:left w:val="single" w:color="CCCCCC" w:sz="1"/>
+              <w:bottom w:val="single" w:color="CCCCCC" w:sz="1"/>
+              <w:right w:val="single" w:color="CCCCCC" w:sz="1"/>
+            </w:tcBorders>
+            <w:tcMar>
+              <w:top w:type="dxa" w:w="80"/>
+              <w:left w:type="dxa" w:w="120"/>
+              <w:bottom w:type="dxa" w:w="80"/>
+              <w:right w:type="dxa" w:w="120"/>
+            </w:tcMar>
+          </w:tcPr>
+          <w:p>
+            <w:pPr>
+              <w:spacing w:after="0"/>
+            </w:pPr>
+            <w:r>
+              <w:rPr>
+                <w:rFonts w:ascii="Arial" w:cs="Arial" w:eastAsia="Arial" w:hAnsi="Arial"/>
+                <w:sz w:val="20"/>
+                <w:szCs w:val="20"/>
+              </w:rPr>
+              <w:t>1 = es de día, 0 = es de noche</w:t>
+            </w:r>
+          </w:p>
+        </w:tc>
+      </w:tr>
+      <w:tr>
+        <w:tc>
+          <w:tcPr>
+            <w:tcW w:type="dxa" w:w="2600"/>
+            <w:tcBorders>
+              <w:top w:val="single" w:color="CCCCCC" w:sz="1"/>
+              <w:left w:val="single" w:color="CCCCCC" w:sz="1"/>
+              <w:bottom w:val="single" w:color="CCCCCC" w:sz="1"/>
+              <w:right w:val="single" w:color="CCCCCC" w:sz="1"/>
+            </w:tcBorders>
+            <w:tcMar>
+              <w:top w:type="dxa" w:w="80"/>
+              <w:left w:type="dxa" w:w="120"/>
+              <w:bottom w:type="dxa" w:w="80"/>
+              <w:right w:type="dxa" w:w="120"/>
+            </w:tcMar>
+          </w:tcPr>
+          <w:p>
+            <w:pPr>
+              <w:spacing w:after="0"/>
+            </w:pPr>
+            <w:r>
+              <w:rPr>
+                <w:rFonts w:ascii="Courier New" w:cs="Courier New" w:eastAsia="Courier New" w:hAnsi="Courier New"/>
+                <w:color w:val="2E4057"/>
+                <w:sz w:val="20"/>
+                <w:szCs w:val="20"/>
+              </w:rPr>
+              <w:t>direct_radiation</w:t>
+            </w:r>
+          </w:p>
+        </w:tc>
+        <w:tc>
+          <w:tcPr>
+            <w:tcW w:type="dxa" w:w="1200"/>
+            <w:tcBorders>
+              <w:top w:val="single" w:color="CCCCCC" w:sz="1"/>
+              <w:left w:val="single" w:color="CCCCCC" w:sz="1"/>
+              <w:bottom w:val="single" w:color="CCCCCC" w:sz="1"/>
+              <w:right w:val="single" w:color="CCCCCC" w:sz="1"/>
+            </w:tcBorders>
+            <w:tcMar>
+              <w:top w:type="dxa" w:w="80"/>
+              <w:left w:type="dxa" w:w="120"/>
+              <w:bottom w:type="dxa" w:w="80"/>
+              <w:right w:type="dxa" w:w="120"/>
+            </w:tcMar>
+          </w:tcPr>
+          <w:p>
+            <w:pPr>
+              <w:spacing w:after="0"/>
+            </w:pPr>
+            <w:r>
+              <w:rPr>
+                <w:rFonts w:ascii="Arial" w:cs="Arial" w:eastAsia="Arial" w:hAnsi="Arial"/>
+                <w:sz w:val="20"/>
+                <w:szCs w:val="20"/>
+              </w:rPr>
+              <w:t>float</w:t>
+            </w:r>
+          </w:p>
+        </w:tc>
+        <w:tc>
+          <w:tcPr>
+            <w:tcW w:type="dxa" w:w="5560"/>
+            <w:tcBorders>
+              <w:top w:val="single" w:color="CCCCCC" w:sz="1"/>
+              <w:left w:val="single" w:color="CCCCCC" w:sz="1"/>
+              <w:bottom w:val="single" w:color="CCCCCC" w:sz="1"/>
+              <w:right w:val="single" w:color="CCCCCC" w:sz="1"/>
+            </w:tcBorders>
+            <w:tcMar>
+              <w:top w:type="dxa" w:w="80"/>
+              <w:left w:type="dxa" w:w="120"/>
+              <w:bottom w:type="dxa" w:w="80"/>
+              <w:right w:type="dxa" w:w="120"/>
+            </w:tcMar>
+          </w:tcPr>
+          <w:p>
+            <w:pPr>
+              <w:spacing w:after="0"/>
+            </w:pPr>
+            <w:r>
+              <w:rPr>
+                <w:rFonts w:ascii="Arial" w:cs="Arial" w:eastAsia="Arial" w:hAnsi="Arial"/>
+                <w:sz w:val="20"/>
+                <w:szCs w:val="20"/>
+              </w:rPr>
+              <w:t>Radiación solar directa en superficie (W/m²)</w:t>
+            </w:r>
+          </w:p>
+        </w:tc>
+      </w:tr>
+      <w:tr>
+        <w:tc>
+          <w:tcPr>
+            <w:tcW w:type="dxa" w:w="2600"/>
+            <w:tcBorders>
+              <w:top w:val="single" w:color="CCCCCC" w:sz="1"/>
+              <w:left w:val="single" w:color="CCCCCC" w:sz="1"/>
+              <w:bottom w:val="single" w:color="CCCCCC" w:sz="1"/>
+              <w:right w:val="single" w:color="CCCCCC" w:sz="1"/>
+            </w:tcBorders>
+            <w:tcMar>
+              <w:top w:type="dxa" w:w="80"/>
+              <w:left w:type="dxa" w:w="120"/>
+              <w:bottom w:type="dxa" w:w="80"/>
+              <w:right w:type="dxa" w:w="120"/>
+            </w:tcMar>
+          </w:tcPr>
+          <w:p>
+            <w:pPr>
+              <w:spacing w:after="0"/>
+            </w:pPr>
+            <w:r>
+              <w:rPr>
+                <w:rFonts w:ascii="Courier New" w:cs="Courier New" w:eastAsia="Courier New" w:hAnsi="Courier New"/>
+                <w:color w:val="2E4057"/>
+                <w:sz w:val="20"/>
+                <w:szCs w:val="20"/>
+              </w:rPr>
+              <w:t>feels_cold</w:t>
+            </w:r>
+          </w:p>
+        </w:tc>
+        <w:tc>
+          <w:tcPr>
+            <w:tcW w:type="dxa" w:w="1200"/>
+            <w:tcBorders>
+              <w:top w:val="single" w:color="CCCCCC" w:sz="1"/>
+              <w:left w:val="single" w:color="CCCCCC" w:sz="1"/>
+              <w:bottom w:val="single" w:color="CCCCCC" w:sz="1"/>
+              <w:right w:val="single" w:color="CCCCCC" w:sz="1"/>
+            </w:tcBorders>
+            <w:tcMar>
+              <w:top w:type="dxa" w:w="80"/>
+              <w:left w:type="dxa" w:w="120"/>
+              <w:bottom w:type="dxa" w:w="80"/>
+              <w:right w:type="dxa" w:w="120"/>
+            </w:tcMar>
+          </w:tcPr>
+          <w:p>
+            <w:pPr>
+              <w:spacing w:after="0"/>
+            </w:pPr>
+            <w:r>
+              <w:rPr>
+                <w:rFonts w:ascii="Arial" w:cs="Arial" w:eastAsia="Arial" w:hAnsi="Arial"/>
+                <w:sz w:val="20"/>
+                <w:szCs w:val="20"/>
+              </w:rPr>
+              <w:t>bool</w:t>
+            </w:r>
+          </w:p>
+        </w:tc>
+        <w:tc>
+          <w:tcPr>
+            <w:tcW w:type="dxa" w:w="5560"/>
+            <w:tcBorders>
+              <w:top w:val="single" w:color="CCCCCC" w:sz="1"/>
+              <w:left w:val="single" w:color="CCCCCC" w:sz="1"/>
+              <w:bottom w:val="single" w:color="CCCCCC" w:sz="1"/>
+              <w:right w:val="single" w:color="CCCCCC" w:sz="1"/>
+            </w:tcBorders>
+            <w:tcMar>
+              <w:top w:type="dxa" w:w="80"/>
+              <w:left w:type="dxa" w:w="120"/>
+              <w:bottom w:type="dxa" w:w="80"/>
+              <w:right w:type="dxa" w:w="120"/>
+            </w:tcMar>
+          </w:tcPr>
+          <w:p>
+            <w:pPr>
+              <w:spacing w:after="0"/>
+            </w:pPr>
+            <w:r>
+              <w:rPr>
+                <w:rFonts w:ascii="Arial" w:cs="Arial" w:eastAsia="Arial" w:hAnsi="Arial"/>
+                <w:sz w:val="20"/>
+                <w:szCs w:val="20"/>
+              </w:rPr>
+              <w:t>apparent_temperature &lt; 8°C (frío para ciclismo)</w:t>
+            </w:r>
+          </w:p>
+        </w:tc>
+      </w:tr>
+      <w:tr>
+        <w:tc>
+          <w:tcPr>
+            <w:tcW w:type="dxa" w:w="2600"/>
+            <w:tcBorders>
+              <w:top w:val="single" w:color="CCCCCC" w:sz="1"/>
+              <w:left w:val="single" w:color="CCCCCC" w:sz="1"/>
+              <w:bottom w:val="single" w:color="CCCCCC" w:sz="1"/>
+              <w:right w:val="single" w:color="CCCCCC" w:sz="1"/>
+            </w:tcBorders>
+            <w:tcMar>
+              <w:top w:type="dxa" w:w="80"/>
+              <w:left w:type="dxa" w:w="120"/>
+              <w:bottom w:type="dxa" w:w="80"/>
+              <w:right w:type="dxa" w:w="120"/>
+            </w:tcMar>
+          </w:tcPr>
+          <w:p>
+            <w:pPr>
+              <w:spacing w:after="0"/>
+            </w:pPr>
+            <w:r>
+              <w:rPr>
+                <w:rFonts w:ascii="Courier New" w:cs="Courier New" w:eastAsia="Courier New" w:hAnsi="Courier New"/>
+                <w:color w:val="2E4057"/>
+                <w:sz w:val="20"/>
+                <w:szCs w:val="20"/>
+              </w:rPr>
+              <w:t>feels_hot</w:t>
+            </w:r>
+          </w:p>
+        </w:tc>
+        <w:tc>
+          <w:tcPr>
+            <w:tcW w:type="dxa" w:w="1200"/>
+            <w:tcBorders>
+              <w:top w:val="single" w:color="CCCCCC" w:sz="1"/>
+              <w:left w:val="single" w:color="CCCCCC" w:sz="1"/>
+              <w:bottom w:val="single" w:color="CCCCCC" w:sz="1"/>
+              <w:right w:val="single" w:color="CCCCCC" w:sz="1"/>
+            </w:tcBorders>
+            <w:tcMar>
+              <w:top w:type="dxa" w:w="80"/>
+              <w:left w:type="dxa" w:w="120"/>
+              <w:bottom w:type="dxa" w:w="80"/>
+              <w:right w:type="dxa" w:w="120"/>
+            </w:tcMar>
+          </w:tcPr>
+          <w:p>
+            <w:pPr>
+              <w:spacing w:after="0"/>
+            </w:pPr>
+            <w:r>
+              <w:rPr>
+                <w:rFonts w:ascii="Arial" w:cs="Arial" w:eastAsia="Arial" w:hAnsi="Arial"/>
+                <w:sz w:val="20"/>
+                <w:szCs w:val="20"/>
+              </w:rPr>
+              <w:t>bool</w:t>
+            </w:r>
+          </w:p>
+        </w:tc>
+        <w:tc>
+          <w:tcPr>
+            <w:tcW w:type="dxa" w:w="5560"/>
+            <w:tcBorders>
+              <w:top w:val="single" w:color="CCCCCC" w:sz="1"/>
+              <w:left w:val="single" w:color="CCCCCC" w:sz="1"/>
+              <w:bottom w:val="single" w:color="CCCCCC" w:sz="1"/>
+              <w:right w:val="single" w:color="CCCCCC" w:sz="1"/>
+            </w:tcBorders>
+            <w:tcMar>
+              <w:top w:type="dxa" w:w="80"/>
+              <w:left w:type="dxa" w:w="120"/>
+              <w:bottom w:type="dxa" w:w="80"/>
+              <w:right w:type="dxa" w:w="120"/>
+            </w:tcMar>
+          </w:tcPr>
+          <w:p>
+            <w:pPr>
+              <w:spacing w:after="0"/>
+            </w:pPr>
+            <w:r>
+              <w:rPr>
+                <w:rFonts w:ascii="Arial" w:cs="Arial" w:eastAsia="Arial" w:hAnsi="Arial"/>
+                <w:sz w:val="20"/>
+                <w:szCs w:val="20"/>
+              </w:rPr>
+              <w:t>apparent_temperature &gt; 30°C (calor extremo)</w:t>
+            </w:r>
+          </w:p>
+        </w:tc>
+      </w:tr>
+      <w:tr>
+        <w:tc>
+          <w:tcPr>
+            <w:tcW w:type="dxa" w:w="2600"/>
+            <w:tcBorders>
+              <w:top w:val="single" w:color="CCCCCC" w:sz="1"/>
+              <w:left w:val="single" w:color="CCCCCC" w:sz="1"/>
+              <w:bottom w:val="single" w:color="CCCCCC" w:sz="1"/>
+              <w:right w:val="single" w:color="CCCCCC" w:sz="1"/>
+            </w:tcBorders>
+            <w:tcMar>
+              <w:top w:type="dxa" w:w="80"/>
+              <w:left w:type="dxa" w:w="120"/>
+              <w:bottom w:type="dxa" w:w="80"/>
+              <w:right w:type="dxa" w:w="120"/>
+            </w:tcMar>
+          </w:tcPr>
+          <w:p>
+            <w:pPr>
+              <w:spacing w:after="0"/>
+            </w:pPr>
+            <w:r>
+              <w:rPr>
+                <w:rFonts w:ascii="Courier New" w:cs="Courier New" w:eastAsia="Courier New" w:hAnsi="Courier New"/>
+                <w:color w:val="2E4057"/>
+                <w:sz w:val="20"/>
+                <w:szCs w:val="20"/>
+              </w:rPr>
+              <w:t>high_solar_radiation</w:t>
+            </w:r>
+          </w:p>
+        </w:tc>
+        <w:tc>
+          <w:tcPr>
+            <w:tcW w:type="dxa" w:w="1200"/>
+            <w:tcBorders>
+              <w:top w:val="single" w:color="CCCCCC" w:sz="1"/>
+              <w:left w:val="single" w:color="CCCCCC" w:sz="1"/>
+              <w:bottom w:val="single" w:color="CCCCCC" w:sz="1"/>
+              <w:right w:val="single" w:color="CCCCCC" w:sz="1"/>
+            </w:tcBorders>
+            <w:tcMar>
+              <w:top w:type="dxa" w:w="80"/>
+              <w:left w:type="dxa" w:w="120"/>
+              <w:bottom w:type="dxa" w:w="80"/>
+              <w:right w:type="dxa" w:w="120"/>
+            </w:tcMar>
+          </w:tcPr>
+          <w:p>
+            <w:pPr>
+              <w:spacing w:after="0"/>
+            </w:pPr>
+            <w:r>
+              <w:rPr>
+                <w:rFonts w:ascii="Arial" w:cs="Arial" w:eastAsia="Arial" w:hAnsi="Arial"/>
+                <w:sz w:val="20"/>
+                <w:szCs w:val="20"/>
+              </w:rPr>
+              <w:t>bool</w:t>
+            </w:r>
+          </w:p>
+        </w:tc>
+        <w:tc>
+          <w:tcPr>
+            <w:tcW w:type="dxa" w:w="5560"/>
+            <w:tcBorders>
+              <w:top w:val="single" w:color="CCCCCC" w:sz="1"/>
+              <w:left w:val="single" w:color="CCCCCC" w:sz="1"/>
+              <w:bottom w:val="single" w:color="CCCCCC" w:sz="1"/>
+              <w:right w:val="single" w:color="CCCCCC" w:sz="1"/>
+            </w:tcBorders>
+            <w:tcMar>
+              <w:top w:type="dxa" w:w="80"/>
+              <w:left w:type="dxa" w:w="120"/>
+              <w:bottom w:type="dxa" w:w="80"/>
+              <w:right w:type="dxa" w:w="120"/>
+            </w:tcMar>
+          </w:tcPr>
+          <w:p>
+            <w:pPr>
+              <w:spacing w:after="0"/>
+            </w:pPr>
+            <w:r>
+              <w:rPr>
+                <w:rFonts w:ascii="Arial" w:cs="Arial" w:eastAsia="Arial" w:hAnsi="Arial"/>
+                <w:sz w:val="20"/>
+                <w:szCs w:val="20"/>
+              </w:rPr>
+              <w:t>direct_radiation &gt; 400 W/m² (día muy soleado)</w:t>
+            </w:r>
+          </w:p>
+        </w:tc>
+      </w:tr>
     </w:tbl>
     <w:p>
       <w:pPr>
@@ -4694,15 +5345,14 @@
           <w:sz w:val="22"/>
           <w:szCs w:val="22"/>
         </w:rPr>
-        <w:t xml:space="preserve">API BiciMAD (EMT MobilityLabs): </w:t>
-      </w:r>
-      <w:r>
-        <w:rPr>
-          <w:rFonts w:ascii="Arial" w:cs="Arial" w:eastAsia="Arial" w:hAnsi="Arial"/>
-          <w:sz w:val="22"/>
-          <w:szCs w:val="22"/>
-        </w:rPr>
-        <w:t xml:space="preserve">Endpoint </w:t>
+        <w:t>API BiciMAD (EMT MobilityLabs): Endpoint GET /v2/transport/bicimad/stations/ devuelve el estado de todas las estaciones en tiempo real (dock_bikes, free_bases, coordenadas, capacidad). Requiere autenticación: el accessToken se obtiene vía GET /v2/mobilitylabs/user/login/ enviando email y password como headers HTTP. El token expira en 24 horas. Estrategia de cache: en local se persiste en data/.token_cache.json con timestamp de emisión; en Cloud Function se regenera en cada invocación (overhead mínimo dado el intervalo de 15 min). Las credenciales (email/password) son secrets y nunca se incluyen en el código: se leen desde .env en desarrollo local y desde Google Secret Manager en producción. También disponible como feed GBFS estándar.</w:t>
+      </w:r>
+      <w:r>
+        <w:rPr>
+          <w:rFonts w:ascii="Arial" w:cs="Arial" w:eastAsia="Arial" w:hAnsi="Arial"/>
+          <w:sz w:val="22"/>
+          <w:szCs w:val="22"/>
+        </w:rPr>
       </w:r>
       <w:r>
         <w:rPr>
@@ -4711,15 +5361,13 @@
           <w:sz w:val="20"/>
           <w:szCs w:val="20"/>
         </w:rPr>
-        <w:t xml:space="preserve">/v2/transport/bicimad/stations/</w:t>
-      </w:r>
-      <w:r>
-        <w:rPr>
-          <w:rFonts w:ascii="Arial" w:cs="Arial" w:eastAsia="Arial" w:hAnsi="Arial"/>
-          <w:sz w:val="22"/>
-          <w:szCs w:val="22"/>
-        </w:rPr>
-        <w:t xml:space="preserve"> devuelve el estado de todas las estaciones en tiempo real (dock_bikes, free_bases, coordenadas, capacidad). Requiere registro gratuito en el portal de datos abiertos de EMT. También disponible como feed GBFS estándar.</w:t>
+      </w:r>
+      <w:r>
+        <w:rPr>
+          <w:rFonts w:ascii="Arial" w:cs="Arial" w:eastAsia="Arial" w:hAnsi="Arial"/>
+          <w:sz w:val="22"/>
+          <w:szCs w:val="22"/>
+        </w:rPr>
       </w:r>
     </w:p>
     <w:p>
@@ -4734,15 +5382,14 @@
           <w:sz w:val="22"/>
           <w:szCs w:val="22"/>
         </w:rPr>
-        <w:t xml:space="preserve">API Open-Meteo: </w:t>
-      </w:r>
-      <w:r>
-        <w:rPr>
-          <w:rFonts w:ascii="Arial" w:cs="Arial" w:eastAsia="Arial" w:hAnsi="Arial"/>
-          <w:sz w:val="22"/>
-          <w:szCs w:val="22"/>
-        </w:rPr>
-        <w:t xml:space="preserve">Endpoint </w:t>
+        <w:t>API Open-Meteo: Endpoint /v1/forecast con coordenadas de Madrid (40.4168, -3.7038). Devuelve forecast horario para 7 días. Gratuita, sin API key. Variables horarias utilizadas: temperature_2m, apparent_temperature, precipitation, precipitation_probability, wind_speed_10m, weather_code, is_day, direct_radiation. También ofrece Historical Weather API con +80 años de datos horarios.</w:t>
+      </w:r>
+      <w:r>
+        <w:rPr>
+          <w:rFonts w:ascii="Arial" w:cs="Arial" w:eastAsia="Arial" w:hAnsi="Arial"/>
+          <w:sz w:val="22"/>
+          <w:szCs w:val="22"/>
+        </w:rPr>
       </w:r>
       <w:r>
         <w:rPr>
@@ -4751,15 +5398,13 @@
           <w:sz w:val="20"/>
           <w:szCs w:val="20"/>
         </w:rPr>
-        <w:t xml:space="preserve">/v1/forecast</w:t>
-      </w:r>
-      <w:r>
-        <w:rPr>
-          <w:rFonts w:ascii="Arial" w:cs="Arial" w:eastAsia="Arial" w:hAnsi="Arial"/>
-          <w:sz w:val="22"/>
-          <w:szCs w:val="22"/>
-        </w:rPr>
-        <w:t xml:space="preserve"> con coordenadas de Madrid (40.4168, -3.7038). Devuelve forecast horario para 7 días. Gratuita, sin API key. También ofrece Historical Weather API con +80 años de datos horarios.</w:t>
+      </w:r>
+      <w:r>
+        <w:rPr>
+          <w:rFonts w:ascii="Arial" w:cs="Arial" w:eastAsia="Arial" w:hAnsi="Arial"/>
+          <w:sz w:val="22"/>
+          <w:szCs w:val="22"/>
+        </w:rPr>
       </w:r>
     </w:p>
     <w:p>
